--- a/blog/docx/06-premier-smartphone-enfant.docx
+++ b/blog/docx/06-premier-smartphone-enfant.docx
@@ -4,715 +4,961 @@
   <w:body>
     <w:tbl>
       <w:tblPr>
-        <w:tblStyle w:val="Table"/>
-        <w:tblW w:type="pct" w:w="5000"/>
+        <w:tblW w:type="auto" w:w="0"/>
         <w:tblLayout w:type="fixed"/>
-        <w:tblLook w:firstRow="1" w:lastRow="0" w:firstColumn="0" w:lastColumn="0" w:noHBand="0" w:noVBand="0" w:val="0020"/>
+        <w:tblLook w:firstColumn="1" w:firstRow="1" w:lastColumn="0" w:lastRow="0" w:noHBand="0" w:noVBand="1" w:val="04A0"/>
+        <w:tblBorders>
+          <w:top w:val="single" w:sz="4" w:color="D9D9D9"/>
+          <w:left w:val="single" w:sz="4" w:color="D9D9D9"/>
+          <w:bottom w:val="single" w:sz="4" w:color="D9D9D9"/>
+          <w:right w:val="single" w:sz="4" w:color="D9D9D9"/>
+          <w:insideH w:val="single" w:sz="4" w:color="D9D9D9"/>
+          <w:insideV w:val="single" w:sz="4" w:color="D9D9D9"/>
+        </w:tblBorders>
       </w:tblPr>
       <w:tblGrid>
-        <w:gridCol w:w="3960"/>
-        <w:gridCol w:w="3960"/>
+        <w:gridCol w:w="1656"/>
+        <w:gridCol w:w="8136"/>
       </w:tblGrid>
       <w:tr>
         <w:trPr>
-          <w:tblHeader w:val="on"/>
+          <w:cantSplit/>
+          <w:tblHeader/>
         </w:trPr>
         <w:tc>
-          <w:tcPr/>
+          <w:tcPr>
+            <w:tcW w:type="dxa" w:w="1656"/>
+            <w:vAlign w:val="center"/>
+            <w:shd w:fill="243746"/>
+            <w:tcMar>
+              <w:top w:w="90" w:type="dxa"/>
+              <w:left w:w="90" w:type="dxa"/>
+              <w:bottom w:w="90" w:type="dxa"/>
+              <w:right w:w="90" w:type="dxa"/>
+            </w:tcMar>
+          </w:tcPr>
           <w:p>
             <w:pPr>
-              <w:pStyle w:val="Compact"/>
+              <w:spacing w:after="40" w:before="40"/>
             </w:pPr>
             <w:r>
-              <w:t xml:space="preserve">Champ</w:t>
+              <w:rPr>
+                <w:b/>
+                <w:color w:val="FFFFFF"/>
+                <w:sz w:val="20"/>
+              </w:rPr>
+              <w:t>Champ</w:t>
             </w:r>
           </w:p>
         </w:tc>
         <w:tc>
-          <w:tcPr/>
+          <w:tcPr>
+            <w:tcW w:type="dxa" w:w="8136"/>
+            <w:vAlign w:val="center"/>
+            <w:shd w:fill="243746"/>
+            <w:tcMar>
+              <w:top w:w="90" w:type="dxa"/>
+              <w:left w:w="90" w:type="dxa"/>
+              <w:bottom w:w="90" w:type="dxa"/>
+              <w:right w:w="90" w:type="dxa"/>
+            </w:tcMar>
+          </w:tcPr>
           <w:p>
             <w:pPr>
-              <w:pStyle w:val="Compact"/>
+              <w:spacing w:after="40" w:before="40"/>
             </w:pPr>
             <w:r>
-              <w:t xml:space="preserve">Valeur</w:t>
+              <w:rPr>
+                <w:b/>
+                <w:color w:val="FFFFFF"/>
+                <w:sz w:val="20"/>
+              </w:rPr>
+              <w:t>Valeur</w:t>
             </w:r>
           </w:p>
         </w:tc>
       </w:tr>
       <w:tr>
+        <w:trPr>
+          <w:cantSplit/>
+        </w:trPr>
         <w:tc>
-          <w:tcPr/>
+          <w:tcPr>
+            <w:tcW w:type="dxa" w:w="1656"/>
+            <w:vAlign w:val="center"/>
+            <w:shd w:fill="FFFFFF"/>
+            <w:tcMar>
+              <w:top w:w="90" w:type="dxa"/>
+              <w:left w:w="90" w:type="dxa"/>
+              <w:bottom w:w="90" w:type="dxa"/>
+              <w:right w:w="90" w:type="dxa"/>
+            </w:tcMar>
+          </w:tcPr>
           <w:p>
             <w:pPr>
-              <w:pStyle w:val="Compact"/>
+              <w:spacing w:after="40" w:before="40"/>
             </w:pPr>
             <w:r>
-              <w:t xml:space="preserve">Titre</w:t>
+              <w:rPr>
+                <w:color w:val="000000"/>
+                <w:sz w:val="20"/>
+              </w:rPr>
+              <w:t>Titre</w:t>
             </w:r>
           </w:p>
         </w:tc>
         <w:tc>
-          <w:tcPr/>
+          <w:tcPr>
+            <w:tcW w:type="dxa" w:w="8136"/>
+            <w:vAlign w:val="center"/>
+            <w:shd w:fill="FFFFFF"/>
+            <w:tcMar>
+              <w:top w:w="90" w:type="dxa"/>
+              <w:left w:w="90" w:type="dxa"/>
+              <w:bottom w:w="90" w:type="dxa"/>
+              <w:right w:w="90" w:type="dxa"/>
+            </w:tcMar>
+          </w:tcPr>
           <w:p>
             <w:pPr>
-              <w:pStyle w:val="Compact"/>
+              <w:spacing w:after="40" w:before="40"/>
             </w:pPr>
             <w:r>
-              <w:t xml:space="preserve">Le premier smartphone : à quel âge, avec quelles règles, et quelles alternatives ?</w:t>
+              <w:rPr>
+                <w:color w:val="000000"/>
+                <w:sz w:val="20"/>
+              </w:rPr>
+              <w:t>Premier téléphone : quoi préparer avant de le donner</w:t>
             </w:r>
           </w:p>
         </w:tc>
       </w:tr>
       <w:tr>
+        <w:trPr>
+          <w:cantSplit/>
+        </w:trPr>
         <w:tc>
-          <w:tcPr/>
+          <w:tcPr>
+            <w:tcW w:type="dxa" w:w="1656"/>
+            <w:vAlign w:val="center"/>
+            <w:shd w:fill="F4F6F7"/>
+            <w:tcMar>
+              <w:top w:w="90" w:type="dxa"/>
+              <w:left w:w="90" w:type="dxa"/>
+              <w:bottom w:w="90" w:type="dxa"/>
+              <w:right w:w="90" w:type="dxa"/>
+            </w:tcMar>
+          </w:tcPr>
           <w:p>
             <w:pPr>
-              <w:pStyle w:val="Compact"/>
+              <w:spacing w:after="40" w:before="40"/>
             </w:pPr>
             <w:r>
-              <w:t xml:space="preserve">Slug</w:t>
+              <w:rPr>
+                <w:color w:val="000000"/>
+                <w:sz w:val="20"/>
+              </w:rPr>
+              <w:t>Slug</w:t>
             </w:r>
           </w:p>
         </w:tc>
         <w:tc>
-          <w:tcPr/>
+          <w:tcPr>
+            <w:tcW w:type="dxa" w:w="8136"/>
+            <w:vAlign w:val="center"/>
+            <w:shd w:fill="F4F6F7"/>
+            <w:tcMar>
+              <w:top w:w="90" w:type="dxa"/>
+              <w:left w:w="90" w:type="dxa"/>
+              <w:bottom w:w="90" w:type="dxa"/>
+              <w:right w:w="90" w:type="dxa"/>
+            </w:tcMar>
+          </w:tcPr>
           <w:p>
             <w:pPr>
-              <w:pStyle w:val="Compact"/>
+              <w:spacing w:after="40" w:before="40"/>
             </w:pPr>
             <w:r>
-              <w:t xml:space="preserve">premier-smartphone-enfant</w:t>
+              <w:rPr>
+                <w:color w:val="000000"/>
+                <w:sz w:val="20"/>
+              </w:rPr>
+              <w:t>premier-smartphone-enfant</w:t>
             </w:r>
           </w:p>
         </w:tc>
       </w:tr>
       <w:tr>
+        <w:trPr>
+          <w:cantSplit/>
+        </w:trPr>
         <w:tc>
-          <w:tcPr/>
+          <w:tcPr>
+            <w:tcW w:type="dxa" w:w="1656"/>
+            <w:vAlign w:val="center"/>
+            <w:shd w:fill="FFFFFF"/>
+            <w:tcMar>
+              <w:top w:w="90" w:type="dxa"/>
+              <w:left w:w="90" w:type="dxa"/>
+              <w:bottom w:w="90" w:type="dxa"/>
+              <w:right w:w="90" w:type="dxa"/>
+            </w:tcMar>
+          </w:tcPr>
           <w:p>
             <w:pPr>
-              <w:pStyle w:val="Compact"/>
+              <w:spacing w:after="40" w:before="40"/>
             </w:pPr>
             <w:r>
-              <w:t xml:space="preserve">Catégorie</w:t>
+              <w:rPr>
+                <w:color w:val="000000"/>
+                <w:sz w:val="20"/>
+              </w:rPr>
+              <w:t>Catégorie</w:t>
             </w:r>
           </w:p>
         </w:tc>
         <w:tc>
-          <w:tcPr/>
+          <w:tcPr>
+            <w:tcW w:type="dxa" w:w="8136"/>
+            <w:vAlign w:val="center"/>
+            <w:shd w:fill="FFFFFF"/>
+            <w:tcMar>
+              <w:top w:w="90" w:type="dxa"/>
+              <w:left w:w="90" w:type="dxa"/>
+              <w:bottom w:w="90" w:type="dxa"/>
+              <w:right w:w="90" w:type="dxa"/>
+            </w:tcMar>
+          </w:tcPr>
           <w:p>
             <w:pPr>
-              <w:pStyle w:val="Compact"/>
+              <w:spacing w:after="40" w:before="40"/>
             </w:pPr>
             <w:r>
-              <w:t xml:space="preserve">guides-pratiques</w:t>
+              <w:rPr>
+                <w:color w:val="000000"/>
+                <w:sz w:val="20"/>
+              </w:rPr>
+              <w:t>guides-pratiques</w:t>
             </w:r>
           </w:p>
         </w:tc>
       </w:tr>
       <w:tr>
+        <w:trPr>
+          <w:cantSplit/>
+        </w:trPr>
         <w:tc>
-          <w:tcPr/>
+          <w:tcPr>
+            <w:tcW w:type="dxa" w:w="1656"/>
+            <w:vAlign w:val="center"/>
+            <w:shd w:fill="F4F6F7"/>
+            <w:tcMar>
+              <w:top w:w="90" w:type="dxa"/>
+              <w:left w:w="90" w:type="dxa"/>
+              <w:bottom w:w="90" w:type="dxa"/>
+              <w:right w:w="90" w:type="dxa"/>
+            </w:tcMar>
+          </w:tcPr>
           <w:p>
             <w:pPr>
-              <w:pStyle w:val="Compact"/>
+              <w:spacing w:after="40" w:before="40"/>
             </w:pPr>
             <w:r>
-              <w:t xml:space="preserve">Auteur</w:t>
+              <w:rPr>
+                <w:color w:val="000000"/>
+                <w:sz w:val="20"/>
+              </w:rPr>
+              <w:t>Auteur</w:t>
             </w:r>
           </w:p>
         </w:tc>
         <w:tc>
-          <w:tcPr/>
+          <w:tcPr>
+            <w:tcW w:type="dxa" w:w="8136"/>
+            <w:vAlign w:val="center"/>
+            <w:shd w:fill="F4F6F7"/>
+            <w:tcMar>
+              <w:top w:w="90" w:type="dxa"/>
+              <w:left w:w="90" w:type="dxa"/>
+              <w:bottom w:w="90" w:type="dxa"/>
+              <w:right w:w="90" w:type="dxa"/>
+            </w:tcMar>
+          </w:tcPr>
           <w:p>
             <w:pPr>
-              <w:pStyle w:val="Compact"/>
+              <w:spacing w:after="40" w:before="40"/>
             </w:pPr>
             <w:r>
-              <w:t xml:space="preserve">L'équipe Totem Avisé</w:t>
+              <w:rPr>
+                <w:color w:val="000000"/>
+                <w:sz w:val="20"/>
+              </w:rPr>
+              <w:t>Totem Avisé</w:t>
             </w:r>
           </w:p>
         </w:tc>
       </w:tr>
       <w:tr>
+        <w:trPr>
+          <w:cantSplit/>
+        </w:trPr>
         <w:tc>
-          <w:tcPr/>
+          <w:tcPr>
+            <w:tcW w:type="dxa" w:w="1656"/>
+            <w:vAlign w:val="center"/>
+            <w:shd w:fill="FFFFFF"/>
+            <w:tcMar>
+              <w:top w:w="90" w:type="dxa"/>
+              <w:left w:w="90" w:type="dxa"/>
+              <w:bottom w:w="90" w:type="dxa"/>
+              <w:right w:w="90" w:type="dxa"/>
+            </w:tcMar>
+          </w:tcPr>
           <w:p>
             <w:pPr>
-              <w:pStyle w:val="Compact"/>
+              <w:spacing w:after="40" w:before="40"/>
             </w:pPr>
             <w:r>
-              <w:t xml:space="preserve">Résumé</w:t>
+              <w:rPr>
+                <w:color w:val="000000"/>
+                <w:sz w:val="20"/>
+              </w:rPr>
+              <w:t>Résumé</w:t>
             </w:r>
           </w:p>
         </w:tc>
         <w:tc>
-          <w:tcPr/>
+          <w:tcPr>
+            <w:tcW w:type="dxa" w:w="8136"/>
+            <w:vAlign w:val="center"/>
+            <w:shd w:fill="FFFFFF"/>
+            <w:tcMar>
+              <w:top w:w="90" w:type="dxa"/>
+              <w:left w:w="90" w:type="dxa"/>
+              <w:bottom w:w="90" w:type="dxa"/>
+              <w:right w:w="90" w:type="dxa"/>
+            </w:tcMar>
+          </w:tcPr>
           <w:p>
             <w:pPr>
-              <w:pStyle w:val="Compact"/>
+              <w:spacing w:after="40" w:before="40"/>
             </w:pPr>
             <w:r>
-              <w:t xml:space="preserve">Avant d'acheter le premier smartphone, mieux vaut définir les besoins, les règles, les horaires et les alternatives possibles.</w:t>
+              <w:rPr>
+                <w:color w:val="000000"/>
+                <w:sz w:val="20"/>
+              </w:rPr>
+              <w:t>Partez du besoin réel, puis choisissez l'appareil. Réglez les comptes, les achats et les contacts avant de confier le téléphone à votre enfant.</w:t>
             </w:r>
           </w:p>
         </w:tc>
       </w:tr>
       <w:tr>
+        <w:trPr>
+          <w:cantSplit/>
+        </w:trPr>
         <w:tc>
-          <w:tcPr/>
+          <w:tcPr>
+            <w:tcW w:type="dxa" w:w="1656"/>
+            <w:vAlign w:val="center"/>
+            <w:shd w:fill="F4F6F7"/>
+            <w:tcMar>
+              <w:top w:w="90" w:type="dxa"/>
+              <w:left w:w="90" w:type="dxa"/>
+              <w:bottom w:w="90" w:type="dxa"/>
+              <w:right w:w="90" w:type="dxa"/>
+            </w:tcMar>
+          </w:tcPr>
           <w:p>
             <w:pPr>
-              <w:pStyle w:val="Compact"/>
+              <w:spacing w:after="40" w:before="40"/>
             </w:pPr>
             <w:r>
-              <w:t xml:space="preserve">Titre SEO</w:t>
+              <w:rPr>
+                <w:color w:val="000000"/>
+                <w:sz w:val="20"/>
+              </w:rPr>
+              <w:t>Titre SEO</w:t>
             </w:r>
           </w:p>
         </w:tc>
         <w:tc>
-          <w:tcPr/>
+          <w:tcPr>
+            <w:tcW w:type="dxa" w:w="8136"/>
+            <w:vAlign w:val="center"/>
+            <w:shd w:fill="F4F6F7"/>
+            <w:tcMar>
+              <w:top w:w="90" w:type="dxa"/>
+              <w:left w:w="90" w:type="dxa"/>
+              <w:bottom w:w="90" w:type="dxa"/>
+              <w:right w:w="90" w:type="dxa"/>
+            </w:tcMar>
+          </w:tcPr>
           <w:p>
             <w:pPr>
-              <w:pStyle w:val="Compact"/>
+              <w:spacing w:after="40" w:before="40"/>
             </w:pPr>
             <w:r>
-              <w:t xml:space="preserve">Premier smartphone enfant : âge, règles et alternatives</w:t>
+              <w:rPr>
+                <w:color w:val="000000"/>
+                <w:sz w:val="20"/>
+              </w:rPr>
+              <w:t>Premier téléphone enfant — âge, choix et réglages</w:t>
             </w:r>
           </w:p>
         </w:tc>
       </w:tr>
       <w:tr>
+        <w:trPr>
+          <w:cantSplit/>
+        </w:trPr>
         <w:tc>
-          <w:tcPr/>
+          <w:tcPr>
+            <w:tcW w:type="dxa" w:w="1656"/>
+            <w:vAlign w:val="center"/>
+            <w:shd w:fill="FFFFFF"/>
+            <w:tcMar>
+              <w:top w:w="90" w:type="dxa"/>
+              <w:left w:w="90" w:type="dxa"/>
+              <w:bottom w:w="90" w:type="dxa"/>
+              <w:right w:w="90" w:type="dxa"/>
+            </w:tcMar>
+          </w:tcPr>
           <w:p>
             <w:pPr>
-              <w:pStyle w:val="Compact"/>
+              <w:spacing w:after="40" w:before="40"/>
             </w:pPr>
             <w:r>
-              <w:t xml:space="preserve">Description SEO</w:t>
+              <w:rPr>
+                <w:color w:val="000000"/>
+                <w:sz w:val="20"/>
+              </w:rPr>
+              <w:t>Description SEO</w:t>
             </w:r>
           </w:p>
         </w:tc>
         <w:tc>
-          <w:tcPr/>
+          <w:tcPr>
+            <w:tcW w:type="dxa" w:w="8136"/>
+            <w:vAlign w:val="center"/>
+            <w:shd w:fill="FFFFFF"/>
+            <w:tcMar>
+              <w:top w:w="90" w:type="dxa"/>
+              <w:left w:w="90" w:type="dxa"/>
+              <w:bottom w:w="90" w:type="dxa"/>
+              <w:right w:w="90" w:type="dxa"/>
+            </w:tcMar>
+          </w:tcPr>
           <w:p>
             <w:pPr>
-              <w:pStyle w:val="Compact"/>
+              <w:spacing w:after="40" w:before="40"/>
             </w:pPr>
             <w:r>
-              <w:t xml:space="preserve">Premier smartphone enfant : à quel âge, avec quelles limites, quels réglages et quelles alternatives pour commencer sereinement.</w:t>
+              <w:rPr>
+                <w:color w:val="000000"/>
+                <w:sz w:val="20"/>
+              </w:rPr>
+              <w:t>Téléphone simple ou smartphone, besoins selon l'âge, contrôles parentaux Android et iPhone, achats et règles à préparer avant de le donner.</w:t>
             </w:r>
           </w:p>
         </w:tc>
       </w:tr>
     </w:tbl>
-    <w:bookmarkStart w:id="25" w:name="Xace284d6790089ec3fe2b746a63d8c8e849809b"/>
     <w:p>
       <w:pPr>
         <w:pStyle w:val="Heading1"/>
       </w:pPr>
       <w:r>
-        <w:t xml:space="preserve">Le premier smartphone : à quel âge, avec quelles règles, et quelles alternatives ?</w:t>
-      </w:r>
-    </w:p>
-    <w:p>
-      <w:pPr>
-        <w:pStyle w:val="FirstParagraph"/>
-      </w:pPr>
-      <w:r>
-        <w:t xml:space="preserve">Le premier smartphone arrive rarement dans une famille comme un simple objet. Il arrive avec une question de confiance, une pression sociale, une organisation pratique, parfois une peur parentale, et presque toujours la même phrase, prononcée d'un ton de fin du monde : « Mais tous les autres en ont un. »</w:t>
-      </w:r>
-    </w:p>
-    <w:p>
-      <w:pPr>
-        <w:pStyle w:val="BodyText"/>
-      </w:pPr>
-      <w:r>
-        <w:t xml:space="preserve">Pour beaucoup de parents, le téléphone rassure. Il permet de joindre l'enfant à la sortie du collège, pendant un trajet, chez un ami, lors d'une activité. Mais il ouvre aussi une porte vers les messageries, les réseaux sociaux, les jeux, les vidéos courtes, les notifications, les photos partagées, les groupes de classe et tout un flux de contenus que personne n'a choisis.</w:t>
-      </w:r>
-    </w:p>
-    <w:p>
-      <w:pPr>
-        <w:pStyle w:val="BodyText"/>
-      </w:pPr>
-      <w:r>
-        <w:t xml:space="preserve">La vraie question n'est donc pas seulement « à quel âge donner un smartphone ? ». Elle est plutôt : de quel outil votre enfant a-t-il besoin, et quelle autonomie est-il prêt à porter aujourd'hui ?</w:t>
-      </w:r>
-    </w:p>
-    <w:bookmarkStart w:id="9" w:name="ce-quon-donne-vraiment"/>
+        <w:t>Premier téléphone : quoi préparer avant de le donner</w:t>
+      </w:r>
+    </w:p>
+    <w:p>
+      <w:pPr/>
+      <w:r>
+        <w:t>Votre enfant commence à faire un trajet seul et vous souhaitez pouvoir le joindre. Lui aimerait surtout avoir le même téléphone que ses amis. Ces deux envies peuvent se retrouver dans la même discussion, mais elles ne demandent pas forcément le même équipement.</w:t>
+      </w:r>
+    </w:p>
+    <w:p>
+      <w:pPr/>
+      <w:r>
+        <w:t>Avant de comparer les appareils, écrivez ce que le téléphone doit permettre aujourd'hui. Appeler en cas de retard ? Recevoir un message ? Consulter un itinéraire ? Vous aurez ensuite une base pour décider ce qui peut attendre.</w:t>
+      </w:r>
+    </w:p>
     <w:p>
       <w:pPr>
         <w:pStyle w:val="Heading2"/>
       </w:pPr>
       <w:r>
-        <w:t xml:space="preserve">Ce qu'on donne vraiment</w:t>
-      </w:r>
-    </w:p>
-    <w:p>
-      <w:pPr>
-        <w:pStyle w:val="FirstParagraph"/>
-      </w:pPr>
-      <w:r>
-        <w:t xml:space="preserve">On parle volontiers du « premier téléphone », mais l'objet que reçoivent les enfants n'a presque plus rien d'un téléphone au sens ancien. C'est une caméra, une console, une télévision, une messagerie, un navigateur internet, un porte-monnaie potentiel, un réseau social et une machine à notifications, le tout dans la poche.</w:t>
-      </w:r>
-    </w:p>
-    <w:p>
-      <w:pPr>
-        <w:pStyle w:val="BodyText"/>
-      </w:pPr>
-      <w:r>
-        <w:t xml:space="preserve">Cela ne veut pas dire qu'il faut le diaboliser. Cela veut dire qu'il faut nommer correctement ce qu'on offre. Un smartphone n'est pas seulement un moyen d'appeler ses parents : c'est un accès à des espaces sociaux et commerciaux conçus, par construction, pour retenir l'attention le plus longtemps possible.</w:t>
-      </w:r>
-    </w:p>
-    <w:p>
-      <w:pPr>
-        <w:pStyle w:val="BodyText"/>
-      </w:pPr>
-      <w:r>
-        <w:t xml:space="preserve">Avant l'achat, il peut être utile de séparer les besoins. Pouvoir appeler ou envoyer un message, être localisable, gérer un trajet en bus, rejoindre le groupe de classe : ce sont des besoins concrets, et plutôt modestes. L'envie de jeux, de vidéos ou de réseaux sociaux, elle, relève d'autre chose. Or tous ces besoins ne réclament pas le même appareil. Un téléphone simple, une montre connectée encadrée, un smartphone sans réseaux sociaux, un appareil familial partagé : les solutions intermédiaires existent, et on les oublie souvent dans le feu de la discussion.</w:t>
-      </w:r>
-    </w:p>
-    <w:p>
-      <w:pPr>
-        <w:pStyle w:val="BodyText"/>
-      </w:pPr>
-      <w:r>
-        <w:t xml:space="preserve">Pour s'y retrouver, il aide de partir du besoin réel plutôt que de l'objet :</w:t>
-      </w:r>
-    </w:p>
-    <w:p>
-      <w:pPr>
-        <w:pStyle w:val="Compact"/>
-        <w:numPr>
-          <w:ilvl w:val="0"/>
-          <w:numId w:val="1001"/>
-        </w:numPr>
-      </w:pPr>
-      <w:r>
-        <w:t xml:space="preserve">Besoin d'appeler ou d'être joint après l'école → un téléphone basique ou une montre encadrée suffisent souvent.</w:t>
-      </w:r>
-    </w:p>
-    <w:p>
-      <w:pPr>
-        <w:pStyle w:val="Compact"/>
-        <w:numPr>
-          <w:ilvl w:val="0"/>
-          <w:numId w:val="1001"/>
-        </w:numPr>
-      </w:pPr>
-      <w:r>
-        <w:t xml:space="preserve">Besoin de gérer des trajets en autonomie (itinéraire, messages) → un smartphone aux fonctions limitées, sans réseaux sociaux.</w:t>
-      </w:r>
-    </w:p>
-    <w:p>
-      <w:pPr>
-        <w:pStyle w:val="Compact"/>
-        <w:numPr>
-          <w:ilvl w:val="0"/>
-          <w:numId w:val="1001"/>
-        </w:numPr>
-      </w:pPr>
-      <w:r>
-        <w:t xml:space="preserve">Envie d'applications sociales → c'est une décision à part, à prendre plus tard, avec ses propres règles.</w:t>
-      </w:r>
-    </w:p>
-    <w:bookmarkEnd w:id="9"/>
-    <w:bookmarkStart w:id="11" w:name="X826afcf3f4fa77f6c59239b79e3ebf3818f1b59"/>
+        <w:t>Choisir selon le besoin</w:t>
+      </w:r>
+    </w:p>
+    <w:p>
+      <w:pPr/>
+      <w:r>
+        <w:rPr>
+          <w:b/>
+        </w:rPr>
+        <w:t>Pour appeler et recevoir des SMS</w:t>
+      </w:r>
+      <w:r>
+        <w:t>, un téléphone simple peut suffire. Vérifiez qu'il fonctionne avec le réseau de l'opérateur, que l'enfant sait s'en servir et que les numéros utiles sont enregistrés. L'étiquette « téléphone pour enfant » ne remplace pas ces vérifications.</w:t>
+      </w:r>
+    </w:p>
+    <w:p>
+      <w:pPr/>
+      <w:r>
+        <w:rPr>
+          <w:b/>
+        </w:rPr>
+        <w:t>Pour consulter des itinéraires ou une application nécessaire</w:t>
+      </w:r>
+      <w:r>
+        <w:t>, un smartphone configuré peut être envisagé lorsque l'âge et l'autonomie le permettent. Commencez avec les fonctions dont vous avez parlé. L'accès aux réseaux sociaux mérite une décision séparée.</w:t>
+      </w:r>
+    </w:p>
+    <w:p>
+      <w:pPr/>
+      <w:r>
+        <w:rPr>
+          <w:b/>
+        </w:rPr>
+        <w:t>Pour un usage occasionnel à la maison</w:t>
+      </w:r>
+      <w:r>
+        <w:t>, un appareil familial partagé évite parfois un achat et un équipement personnel prématuré. Prévoyez un compte ou un accès adapté, sans exposer les messages, photos et moyens de paiement d'un adulte.</w:t>
+      </w:r>
+    </w:p>
+    <w:p>
+      <w:pPr/>
+      <w:r>
+        <w:t>Une montre connectée n'est pas automatiquement une solution plus simple. Elle peut demander un abonnement, transmettre la localisation et proposer des contacts ou des applications. Examinez ses fonctions avec la même attention.</w:t>
+      </w:r>
+    </w:p>
     <w:p>
       <w:pPr>
         <w:pStyle w:val="Heading2"/>
       </w:pPr>
       <w:r>
-        <w:t xml:space="preserve">L'âge : un repère, pas un feu vert automatique</w:t>
-      </w:r>
-    </w:p>
-    <w:p>
-      <w:pPr>
-        <w:pStyle w:val="FirstParagraph"/>
-      </w:pPr>
-      <w:r>
-        <w:t xml:space="preserve">Il n'existe pas d'âge magique. Certains enfants de 12 ans sont très prudents ; d'autres, à 15 ans, ont encore besoin d'un cadre ferme. Les repères publics, eux, vont clairement dans le sens d'une entrée progressive.</w:t>
-      </w:r>
-    </w:p>
-    <w:p>
-      <w:pPr>
-        <w:pStyle w:val="BodyText"/>
-      </w:pPr>
-      <w:r>
-        <w:t xml:space="preserve">À l'école et au collège, l'usage du téléphone portable est interdit depuis la loi de 2018. Cette interdiction a été renforcée par le dispositif « portable en pause » : expérimenté dès la rentrée 2024, il a été généralisé à l'ensemble des collèges à la rentrée 2025, chaque établissement choisissant sa propre modalité de mise à l'écart (pochette, casier ou boîte). Concrètement, l'appareil ne doit plus seulement rester éteint dans le sac, il est mis physiquement de côté pendant la journée. Les retours de l'expérimentation mettent notamment en avant un meilleur climat scolaire, une concentration renforcée et un bien-être général amélioré.</w:t>
-      </w:r>
-    </w:p>
-    <w:p>
-      <w:pPr>
-        <w:pStyle w:val="BodyText"/>
-      </w:pPr>
-      <w:r>
-        <w:t xml:space="preserve">Pour une famille, on peut raisonner par paliers, sans en faire une grille rigide.</w:t>
-      </w:r>
-    </w:p>
-    <w:p>
-      <w:pPr>
-        <w:pStyle w:val="BodyText"/>
-      </w:pPr>
-      <w:r>
-        <w:t xml:space="preserve">Avant 11 ans, le besoin d'un smartphone personnel est rarement évident. Si l'objectif tient en un mot, « joindre », un appareil plus simple suffit le plus souvent.</w:t>
-      </w:r>
-    </w:p>
-    <w:p>
-      <w:pPr>
-        <w:pStyle w:val="BodyText"/>
-      </w:pPr>
-      <w:r>
-        <w:t xml:space="preserve">L'entrée au collège, entre 11 et 13 ans, fait souvent ressurgir la question. Mais y répondre par oui ne signifie pas ouvrir tout internet d'un coup. On peut très bien commencer par les appels, les SMS, la localisation et une poignée d'applications validées ensemble.</w:t>
-      </w:r>
-    </w:p>
-    <w:p>
-      <w:pPr>
-        <w:pStyle w:val="BodyText"/>
-      </w:pPr>
-      <w:r>
-        <w:t xml:space="preserve">Entre 13 et 15 ans, l'enfant gagne en autonomie. Les réseaux sociaux, les groupes et les contenus recommandés réclament cependant un accompagnement réel, pas une simple confiance accordée d'avance. C'est d'ailleurs tout l'enjeu de notre article sur les</w:t>
-      </w:r>
-      <w:r>
-        <w:t xml:space="preserve"> </w:t>
-      </w:r>
-      <w:hyperlink r:id="rId10">
-        <w:r>
-          <w:rPr>
-            <w:rStyle w:val="Hyperlink"/>
-          </w:rPr>
-          <w:t xml:space="preserve">réseaux sociaux avant 15 ans</w:t>
-        </w:r>
-      </w:hyperlink>
-      <w:r>
-        <w:t xml:space="preserve">.</w:t>
-      </w:r>
-    </w:p>
-    <w:p>
-      <w:pPr>
-        <w:pStyle w:val="BodyText"/>
-      </w:pPr>
-      <w:r>
-        <w:t xml:space="preserve">Après 15 ans, le cadre peut s'assouplir sans disparaître. Le sommeil, les données personnelles, les messages privés et le respect des autres restent des sujets de conversation familiale.</w:t>
-      </w:r>
-    </w:p>
-    <w:bookmarkEnd w:id="11"/>
-    <w:bookmarkStart w:id="12" w:name="préparer-lappareil-avant-de-le-tendre"/>
-    <w:p>
-      <w:pPr>
-        <w:pStyle w:val="Heading2"/>
-      </w:pPr>
-      <w:r>
-        <w:t xml:space="preserve">Préparer l'appareil avant de le tendre</w:t>
-      </w:r>
-    </w:p>
-    <w:p>
-      <w:pPr>
-        <w:pStyle w:val="FirstParagraph"/>
-      </w:pPr>
-      <w:r>
-        <w:t xml:space="preserve">Le pire moment pour régler un smartphone, c'est le soir où l'enfant l'a déjà entre les mains et compte bien ne plus le lâcher. Mieux vaut tout préparer en amont.</w:t>
-      </w:r>
-    </w:p>
-    <w:p>
-      <w:pPr>
-        <w:pStyle w:val="BodyText"/>
-      </w:pPr>
-      <w:r>
-        <w:t xml:space="preserve">Commencez par créer un compte adapté à l'âge, avec les contrôles parentaux activés. Limitez les achats, les téléchargements, les contenus explicites et la géolocalisation. Coupez les notifications inutiles. N'installez au départ que les applications réellement nécessaires : on peut toujours en ajouter, c'est plus dur d'en retirer.</w:t>
-      </w:r>
-    </w:p>
-    <w:p>
-      <w:pPr>
-        <w:pStyle w:val="BodyText"/>
-      </w:pPr>
-      <w:r>
-        <w:t xml:space="preserve">Ensuite, décidez ensemble de quelques points qui éviteront bien des tensions plus tard : où le téléphone passe la nuit, quels horaires restent sans écran, qui peut être ajouté en contact, quelles applications nécessitent une autorisation, et quoi faire face à un message gênant. Le mot qui compte ici, c'est « ensemble ». Un contrôle parental fonctionne nettement mieux quand il est expliqué ; sinon, il se transforme vite en jeu de contournement.</w:t>
-      </w:r>
-    </w:p>
-    <w:bookmarkEnd w:id="12"/>
-    <w:bookmarkStart w:id="14" w:name="les-règles-qui-évitent-le-plus-dennuis"/>
-    <w:p>
-      <w:pPr>
-        <w:pStyle w:val="Heading2"/>
-      </w:pPr>
-      <w:r>
-        <w:t xml:space="preserve">Les règles qui évitent le plus d'ennuis</w:t>
-      </w:r>
-    </w:p>
-    <w:p>
-      <w:pPr>
-        <w:pStyle w:val="FirstParagraph"/>
-      </w:pPr>
-      <w:r>
-        <w:t xml:space="preserve">Inutile de rédiger un règlement intérieur de dix points que personne ne relira. Quelques principes clairs, tenus dans la durée, valent mieux qu'une longue liste oubliée la première semaine.</w:t>
-      </w:r>
-    </w:p>
-    <w:p>
-      <w:pPr>
-        <w:pStyle w:val="BodyText"/>
-      </w:pPr>
-      <w:r>
-        <w:t xml:space="preserve">La règle la plus rentable, et de loin, c'est la nuit hors de la chambre. Une station de charge commune dans le salon protège le sommeil et coupe court aux conversations de groupe à minuit. Dans la même logique, une notification n'est pas une urgence : on garde les appels et les messages importants, on éteint le reste.</w:t>
-      </w:r>
-    </w:p>
-    <w:p>
-      <w:pPr>
-        <w:pStyle w:val="BodyText"/>
-      </w:pPr>
-      <w:r>
-        <w:t xml:space="preserve">Avoir un smartphone ne signifie pas avoir TikTok, Instagram ou Snapchat. Ces applications ouvrent un espace social à part entière, qui mérite une discussion spécifique plutôt qu'un accès automatique. Au début, deux limites doivent rester simples et fermes : pas d'inconnu en message privé, et pas de photo de quelqu'un d'autre sans son accord. On demande avant de publier, de partager ou de se moquer.</w:t>
-      </w:r>
-    </w:p>
-    <w:p>
-      <w:pPr>
-        <w:pStyle w:val="BodyText"/>
-      </w:pPr>
-      <w:r>
-        <w:t xml:space="preserve">Les achats, eux, passent systématiquement par un adulte : jeux, abonnements, achats intégrés, tout. Enfin, la règle la plus importante n'en est pas vraiment une : votre enfant doit pouvoir demander de l'aide sans craindre de perdre son téléphone. S'il a peur de la sanction, il cachera les problèmes. Un message gênant, une image qui circule, un conflit en ligne, tout cela doit pouvoir se raconter à la maison. Notre article sur le</w:t>
-      </w:r>
-      <w:r>
-        <w:t xml:space="preserve"> </w:t>
-      </w:r>
-      <w:hyperlink r:id="rId13">
-        <w:r>
-          <w:rPr>
-            <w:rStyle w:val="Hyperlink"/>
-          </w:rPr>
-          <w:t xml:space="preserve">cyberharcèlement et ses signaux faibles</w:t>
-        </w:r>
-      </w:hyperlink>
-      <w:r>
-        <w:t xml:space="preserve"> </w:t>
-      </w:r>
-      <w:r>
-        <w:t xml:space="preserve">revient sur cette confiance, qui change tout.</w:t>
-      </w:r>
-    </w:p>
-    <w:bookmarkEnd w:id="14"/>
-    <w:bookmarkStart w:id="15" w:name="entre-rien-et-tout-il-y-a-de-la-place"/>
-    <w:p>
-      <w:pPr>
-        <w:pStyle w:val="Heading2"/>
-      </w:pPr>
-      <w:r>
-        <w:t xml:space="preserve">Entre « rien » et « tout », il y a de la place</w:t>
-      </w:r>
-    </w:p>
-    <w:p>
-      <w:pPr>
-        <w:pStyle w:val="FirstParagraph"/>
-      </w:pPr>
-      <w:r>
-        <w:t xml:space="preserve">On raisonne souvent comme s'il n'existait que deux options, le smartphone complet ou pas de téléphone du tout. La réalité offre davantage de marges.</w:t>
-      </w:r>
-    </w:p>
-    <w:p>
-      <w:pPr>
-        <w:pStyle w:val="BodyText"/>
-      </w:pPr>
-      <w:r>
-        <w:t xml:space="preserve">Un téléphone basique peut très bien couvrir les trajets. Un smartphone familial, posé à un endroit fixe de la maison, rend service pour certains usages sans devenir un objet personnel. Un ancien smartphone configuré sans carte SIM permet d'apprendre les réglages tranquillement. Une montre connectée rassure sur certains déplacements, même si elle ne convient pas à toutes les situations.</w:t>
-      </w:r>
-    </w:p>
-    <w:p>
-      <w:pPr>
-        <w:pStyle w:val="BodyText"/>
-      </w:pPr>
-      <w:r>
-        <w:t xml:space="preserve">On peut aussi tout simplement différer les réseaux sociaux. Donner un téléphone pour appeler, sans installer la moindre application sociale, répond au besoin de sécurité sans ouvrir trop tôt l'espace social numérique. Cette distinction, en apparence technique, apaise énormément de discussions.</w:t>
-      </w:r>
-    </w:p>
-    <w:bookmarkEnd w:id="15"/>
-    <w:bookmarkStart w:id="16" w:name="annoncer-la-décision-sans-braquer"/>
-    <w:p>
-      <w:pPr>
-        <w:pStyle w:val="Heading2"/>
-      </w:pPr>
-      <w:r>
-        <w:t xml:space="preserve">Annoncer la décision sans braquer</w:t>
-      </w:r>
-    </w:p>
-    <w:p>
-      <w:pPr>
-        <w:pStyle w:val="FirstParagraph"/>
-      </w:pPr>
-      <w:r>
-        <w:t xml:space="preserve">Évitez de résumer la décision à « tu n'es pas assez mûr ». Même quand c'est vrai, l'enfant l'entend comme un reproche, et la conversation s'arrête là.</w:t>
-      </w:r>
-    </w:p>
-    <w:p>
-      <w:pPr>
-        <w:pStyle w:val="BodyText"/>
-      </w:pPr>
-      <w:r>
-        <w:t xml:space="preserve">Quelques formulations passent beaucoup mieux. « Un smartphone, ce n'est pas qu'un téléphone, alors on va avancer par étapes. » « Notre rôle, ce n'est pas de t'empêcher de grandir, c'est de t'aider à apprendre sans te laisser seul. » Ou encore : « On teste ce cadre pendant un mois, puis on ajuste. »</w:t>
-      </w:r>
-    </w:p>
-    <w:p>
-      <w:pPr>
-        <w:pStyle w:val="BodyText"/>
-      </w:pPr>
-      <w:r>
-        <w:t xml:space="preserve">L'idée de test est précieuse. Elle transforme la règle en apprentissage partagé. Si tout se passe bien, l'autonomie peut grandir. Si le sommeil se dégrade, si les conflits explosent, si l'enfant se met à cacher beaucoup de choses, on ralentit, sans en faire un drame.</w:t>
-      </w:r>
-    </w:p>
-    <w:bookmarkEnd w:id="16"/>
-    <w:bookmarkStart w:id="19" w:name="une-formation-pas-seulement-un-cadeau"/>
-    <w:p>
-      <w:pPr>
-        <w:pStyle w:val="Heading2"/>
-      </w:pPr>
-      <w:r>
-        <w:t xml:space="preserve">Une formation, pas seulement un cadeau</w:t>
-      </w:r>
-    </w:p>
-    <w:p>
-      <w:pPr>
-        <w:pStyle w:val="FirstParagraph"/>
-      </w:pPr>
-      <w:r>
-        <w:t xml:space="preserve">Le premier smartphone est moins un objet qu'un apprentissage. On y apprend à gérer son attention, ses messages, son image, ses données, ses achats, son sommeil. Aucun enfant ne maîtrise tout cela dès le premier jour, et c'est normal.</w:t>
-      </w:r>
-    </w:p>
-    <w:p>
-      <w:pPr>
-        <w:pStyle w:val="BodyText"/>
-      </w:pPr>
-      <w:r>
-        <w:t xml:space="preserve">Chez Totem Avisé, nous défendons une idée simple : le numérique se construit, il ne se résume pas à un « autorisé » ou un « interdit ». Nos</w:t>
-      </w:r>
-      <w:r>
-        <w:t xml:space="preserve"> </w:t>
-      </w:r>
-      <w:hyperlink r:id="rId17">
-        <w:r>
-          <w:rPr>
-            <w:rStyle w:val="Hyperlink"/>
-          </w:rPr>
-          <w:t xml:space="preserve">guides parents</w:t>
-        </w:r>
-      </w:hyperlink>
-      <w:r>
-        <w:t xml:space="preserve"> </w:t>
-      </w:r>
-      <w:r>
-        <w:t xml:space="preserve">et notre</w:t>
-      </w:r>
-      <w:r>
-        <w:t xml:space="preserve"> </w:t>
-      </w:r>
-      <w:hyperlink r:id="rId18">
-        <w:r>
-          <w:rPr>
-            <w:rStyle w:val="Hyperlink"/>
-          </w:rPr>
-          <w:t xml:space="preserve">méthode</w:t>
-        </w:r>
-      </w:hyperlink>
-      <w:r>
-        <w:t xml:space="preserve"> </w:t>
-      </w:r>
-      <w:r>
-        <w:t xml:space="preserve">sont là pour vous aider à bâtir cette progression à votre rythme. Le bon moment n'est pas celui où tous les camarades ont déjà le leur, mais celui où votre famille sait pourquoi elle donne ce téléphone, ce qu'elle autorise, ce qu'elle garde pour plus tard, et comment elle réagira si quelque chose dérape.</w:t>
-      </w:r>
-    </w:p>
-    <w:bookmarkEnd w:id="19"/>
-    <w:bookmarkStart w:id="20" w:name="la-première-semaine-donne-le-ton"/>
-    <w:p>
-      <w:pPr>
-        <w:pStyle w:val="Heading2"/>
-      </w:pPr>
-      <w:r>
-        <w:t xml:space="preserve">La première semaine donne le ton</w:t>
-      </w:r>
-    </w:p>
-    <w:p>
-      <w:pPr>
-        <w:pStyle w:val="FirstParagraph"/>
-      </w:pPr>
-      <w:r>
-        <w:t xml:space="preserve">Les premiers jours valent toutes les promesses. C'est le moment d'observer, sans dramatiser. Votre enfant attrape-t-il son téléphone dès le réveil ? Cache-t-il l'écran quand un parent passe ? Respecte-t-il les horaires convenus ? Pose-t-il des questions quand une notification, une demande d'ami ou un message bizarre le déroute ?</w:t>
-      </w:r>
-    </w:p>
-    <w:p>
-      <w:pPr>
-        <w:pStyle w:val="BodyText"/>
-      </w:pPr>
-      <w:r>
-        <w:t xml:space="preserve">Ces observations vous renseigneront mieux qu'un long discours. Elles permettent d'ajuster vite : retirer une application, avancer l'heure de coupure, garder l'appareil hors de la chambre, ou au contraire desserrer un peu le cadre si tout est respecté. Le smartphone n'a pas besoin d'être parfait dès le départ. Il a surtout besoin de rester discutable.</w:t>
-      </w:r>
-    </w:p>
-    <w:bookmarkEnd w:id="20"/>
-    <w:bookmarkStart w:id="24" w:name="pour-aller-plus-loin"/>
-    <w:p>
-      <w:pPr>
-        <w:pStyle w:val="Heading2"/>
-      </w:pPr>
-      <w:r>
-        <w:t xml:space="preserve">Pour aller plus loin</w:t>
-      </w:r>
-    </w:p>
-    <w:p>
-      <w:pPr>
-        <w:pStyle w:val="Compact"/>
-        <w:numPr>
-          <w:ilvl w:val="0"/>
-          <w:numId w:val="1002"/>
-        </w:numPr>
-      </w:pPr>
-      <w:hyperlink r:id="rId21">
-        <w:r>
-          <w:rPr>
-            <w:rStyle w:val="Hyperlink"/>
-          </w:rPr>
-          <w:t xml:space="preserve">Interdiction du téléphone portable dans les écoles et les collèges et pause numérique (Éducation nationale)</w:t>
-        </w:r>
-      </w:hyperlink>
-    </w:p>
-    <w:p>
-      <w:pPr>
-        <w:pStyle w:val="Compact"/>
-        <w:numPr>
-          <w:ilvl w:val="0"/>
-          <w:numId w:val="1002"/>
-        </w:numPr>
-      </w:pPr>
+        <w:t>L'âge reste un repère</w:t>
+      </w:r>
+    </w:p>
+    <w:p>
+      <w:pPr/>
+      <w:r>
+        <w:t xml:space="preserve">Les </w:t>
+      </w:r>
       <w:hyperlink r:id="rId22">
         <w:r>
           <w:rPr>
-            <w:rStyle w:val="Hyperlink"/>
+            <w:color w:val="205C77"/>
           </w:rPr>
-          <w:t xml:space="preserve">Bien grandir avec les écrans : des repères pour chaque âge (Éducation nationale)</w:t>
+          <w:t>recommandations de l'Éducation nationale</w:t>
         </w:r>
       </w:hyperlink>
-    </w:p>
-    <w:p>
-      <w:pPr>
-        <w:pStyle w:val="Compact"/>
+      <w:r>
+        <w:t xml:space="preserve"> vont vers une entrée progressive dans le numérique et déconseillent l'équipement personnel précoce. L'entrée au collège ne vaut donc pas feu vert automatique pour un smartphone.</w:t>
+      </w:r>
+    </w:p>
+    <w:p>
+      <w:pPr/>
+      <w:r>
+        <w:t>L'organisation de la famille compte aussi : durée des trajets, adultes joignables, accès à un téléphone en cas de problème. Si le besoin se limite aux appels, dites-le clairement : « On cherche un appareil pour que tu puisses nous joindre. Les applications sociales, on en reparlera séparément. »</w:t>
+      </w:r>
+    </w:p>
+    <w:p>
+      <w:pPr/>
+      <w:r>
+        <w:t xml:space="preserve">En France, l'usage du téléphone est interdit à l'école et au collège. La </w:t>
+      </w:r>
+      <w:hyperlink r:id="rId9">
+        <w:r>
+          <w:rPr>
+            <w:color w:val="205C77"/>
+          </w:rPr>
+          <w:t>loi du 24 août 2026 étend cette interdiction aux lycées</w:t>
+        </w:r>
+      </w:hyperlink>
+      <w:r>
+        <w:t>, avec des modalités et exceptions précisées par les établissements. Consultez leur règlement avant d'organiser les appels autour de la journée scolaire.</w:t>
+      </w:r>
+    </w:p>
+    <w:p>
+      <w:pPr>
+        <w:pStyle w:val="Heading2"/>
+      </w:pPr>
+      <w:r>
+        <w:t>Préparer le compte avant de donner l'appareil</w:t>
+      </w:r>
+    </w:p>
+    <w:p>
+      <w:pPr/>
+      <w:r>
+        <w:t>Utilisez la vraie date de naissance de l'enfant et la procédure prévue par le fabricant. Elle détermine une partie des protections et des autorisations disponibles.</w:t>
+      </w:r>
+    </w:p>
+    <w:p>
+      <w:pPr/>
+      <w:r>
+        <w:t xml:space="preserve">Sur Android, </w:t>
+      </w:r>
+      <w:hyperlink r:id="rId11">
+        <w:r>
+          <w:rPr>
+            <w:color w:val="205C77"/>
+          </w:rPr>
+          <w:t>Google Family Link</w:t>
+        </w:r>
+      </w:hyperlink>
+      <w:r>
+        <w:t xml:space="preserve"> permet de gérer un compte enfant compatible et des réglages comme les applications ou le temps d'utilisation. Vérifiez les appareils pris en charge : installer l'application du côté parent ne signifie pas que toutes les fonctions sont disponibles sur n'importe quel téléphone enfant.</w:t>
+      </w:r>
+    </w:p>
+    <w:p>
+      <w:pPr/>
+      <w:r>
+        <w:t xml:space="preserve">Sur iPhone, le </w:t>
+      </w:r>
+      <w:hyperlink r:id="rId12">
+        <w:r>
+          <w:rPr>
+            <w:color w:val="205C77"/>
+          </w:rPr>
+          <w:t>partage familial et Temps d'écran</w:t>
+        </w:r>
+      </w:hyperlink>
+      <w:r>
+        <w:t xml:space="preserve"> permettent de régler les restrictions de contenu et de confidentialité pour le compte enfant. Depuis les réglages familiaux, vérifiez aussi les demandes d'achat et les limites prévues.</w:t>
+      </w:r>
+    </w:p>
+    <w:p>
+      <w:pPr/>
+      <w:r>
+        <w:t>Les menus évoluent. Suivez les notices officielles correspondant à la version de l'appareil, puis faites un essai avec l'enfant. Un réglage coché ne vous dira pas toujours à quoi ressemble son écran.</w:t>
+      </w:r>
+    </w:p>
+    <w:p>
+      <w:pPr>
+        <w:pStyle w:val="Heading2"/>
+      </w:pPr>
+      <w:r>
+        <w:t>Les vérifications à faire ensemble</w:t>
+      </w:r>
+    </w:p>
+    <w:p>
+      <w:pPr/>
+      <w:r>
+        <w:t>Avant de confier le téléphone, prenez quelques minutes pour vérifier ces points :</w:t>
+      </w:r>
+    </w:p>
+    <w:p>
+      <w:pPr>
         <w:numPr>
           <w:ilvl w:val="0"/>
-          <w:numId w:val="1002"/>
+          <w:numId w:val="1003"/>
         </w:numPr>
-      </w:pPr>
-      <w:hyperlink r:id="rId23">
+        <w:spacing w:after="80"/>
+      </w:pPr>
+      <w:r>
+        <w:t>L'enfant sait appeler les adultes prévus et retrouve les numéros utiles.</w:t>
+      </w:r>
+    </w:p>
+    <w:p>
+      <w:pPr>
+        <w:numPr>
+          <w:ilvl w:val="0"/>
+          <w:numId w:val="1003"/>
+        </w:numPr>
+        <w:spacing w:after="80"/>
+      </w:pPr>
+      <w:r>
+        <w:t>Une demande de téléchargement ou d'achat suit bien la procédure choisie.</w:t>
+      </w:r>
+    </w:p>
+    <w:p>
+      <w:pPr>
+        <w:numPr>
+          <w:ilvl w:val="0"/>
+          <w:numId w:val="1003"/>
+        </w:numPr>
+        <w:spacing w:after="80"/>
+      </w:pPr>
+      <w:r>
+        <w:t>Les applications installées sont celles que vous avez convenu d'utiliser.</w:t>
+      </w:r>
+    </w:p>
+    <w:p>
+      <w:pPr>
+        <w:numPr>
+          <w:ilvl w:val="0"/>
+          <w:numId w:val="1003"/>
+        </w:numPr>
+        <w:spacing w:after="80"/>
+      </w:pPr>
+      <w:r>
+        <w:t>La localisation n'est partagée qu'avec les personnes choisies, pour un motif expliqué.</w:t>
+      </w:r>
+    </w:p>
+    <w:p>
+      <w:pPr>
+        <w:numPr>
+          <w:ilvl w:val="0"/>
+          <w:numId w:val="1003"/>
+        </w:numPr>
+        <w:spacing w:after="80"/>
+      </w:pPr>
+      <w:r>
+        <w:t>Les notifications inutiles sont coupées.</w:t>
+      </w:r>
+    </w:p>
+    <w:p>
+      <w:pPr>
+        <w:numPr>
+          <w:ilvl w:val="0"/>
+          <w:numId w:val="1003"/>
+        </w:numPr>
+        <w:spacing w:after="80"/>
+      </w:pPr>
+      <w:r>
+        <w:t>Les réglages préservent les contacts nécessaires et les appels d'urgence.</w:t>
+      </w:r>
+    </w:p>
+    <w:p>
+      <w:pPr>
+        <w:numPr>
+          <w:ilvl w:val="0"/>
+          <w:numId w:val="1003"/>
+        </w:numPr>
+        <w:spacing w:after="80"/>
+      </w:pPr>
+      <w:r>
+        <w:t>Vous savez comment récupérer le compte ou bloquer l'appareil en cas de perte.</w:t>
+      </w:r>
+    </w:p>
+    <w:p>
+      <w:pPr/>
+      <w:r>
+        <w:t>Ne créez pas une véritable dépense pour tester les achats. Regardez la demande d'autorisation ou les restrictions sans finaliser la transaction.</w:t>
+      </w:r>
+    </w:p>
+    <w:p>
+      <w:pPr/>
+      <w:r>
+        <w:t>Un vieux smartphone sans carte SIM peut encore accéder à internet en Wi-Fi. Retirer la carte n'en fait donc pas un appareil sans accès au web.</w:t>
+      </w:r>
+    </w:p>
+    <w:p>
+      <w:pPr>
+        <w:pStyle w:val="Heading2"/>
+      </w:pPr>
+      <w:r>
+        <w:t>La localisation ne règle pas tout</w:t>
+      </w:r>
+    </w:p>
+    <w:p>
+      <w:pPr/>
+      <w:r>
+        <w:t>Voir un point sur une carte peut rassurer. Cela ne garantit pas que l'enfant est en sécurité : le téléphone peut être déchargé, oublié ou mal localisé.</w:t>
+      </w:r>
+    </w:p>
+    <w:p>
+      <w:pPr/>
+      <w:r>
+        <w:t>Expliquez ce que vous consultez et dans quelles situations. Convenez surtout d'une marche à suivre en cas de retard ou de batterie vide : quel adulte prévenir, où attendre, à qui demander de l'aide. L'enfant doit connaître cette solution même sans son écran.</w:t>
+      </w:r>
+    </w:p>
+    <w:p>
+      <w:pPr>
+        <w:pStyle w:val="Heading2"/>
+      </w:pPr>
+      <w:r>
+        <w:t>Des règles courtes pour la première semaine</w:t>
+      </w:r>
+    </w:p>
+    <w:p>
+      <w:pPr/>
+      <w:r>
+        <w:t>Vous pouvez partir de quatre décisions :</w:t>
+      </w:r>
+    </w:p>
+    <w:p>
+      <w:pPr>
+        <w:numPr>
+          <w:ilvl w:val="0"/>
+          <w:numId w:val="1003"/>
+        </w:numPr>
+        <w:spacing w:after="80"/>
+      </w:pPr>
+      <w:r>
+        <w:t>Le téléphone passe la nuit dans une pièce commune.</w:t>
+      </w:r>
+    </w:p>
+    <w:p>
+      <w:pPr>
+        <w:numPr>
+          <w:ilvl w:val="0"/>
+          <w:numId w:val="1003"/>
+        </w:numPr>
+        <w:spacing w:after="80"/>
+      </w:pPr>
+      <w:r>
+        <w:t>Une nouvelle application se demande avant installation.</w:t>
+      </w:r>
+    </w:p>
+    <w:p>
+      <w:pPr>
+        <w:numPr>
+          <w:ilvl w:val="0"/>
+          <w:numId w:val="1003"/>
+        </w:numPr>
+        <w:spacing w:after="80"/>
+      </w:pPr>
+      <w:r>
+        <w:t>Une photo d'une autre personne ne se publie pas sans son accord.</w:t>
+      </w:r>
+    </w:p>
+    <w:p>
+      <w:pPr>
+        <w:numPr>
+          <w:ilvl w:val="0"/>
+          <w:numId w:val="1003"/>
+        </w:numPr>
+        <w:spacing w:after="80"/>
+      </w:pPr>
+      <w:r>
+        <w:t>Un message inquiétant se montre à un adulte de confiance.</w:t>
+      </w:r>
+    </w:p>
+    <w:p>
+      <w:pPr/>
+      <w:r>
+        <w:t>Précisez aussi ce que vous regarderez sur l'appareil. Évitez de promettre une autonomie totale pour contrôler ensuite les conversations en secret. Le suivi doit être expliqué et proportionné à l'âge et aux difficultés rencontrées.</w:t>
+      </w:r>
+    </w:p>
+    <w:p>
+      <w:pPr/>
+      <w:r>
+        <w:t>Choisissez une date pour faire le point. Demandez à l'enfant ce qui lui a servi, ce qui l'a gêné et ce qu'il ne comprend pas. Vous pourrez modifier un réglage ou maintenir une limite avec une raison précise.</w:t>
+      </w:r>
+    </w:p>
+    <w:p>
+      <w:pPr>
+        <w:pStyle w:val="Heading2"/>
+      </w:pPr>
+      <w:r>
+        <w:t>Garder l'achat réversible dans ses usages</w:t>
+      </w:r>
+    </w:p>
+    <w:p>
+      <w:pPr/>
+      <w:r>
+        <w:t>Il est plus facile d'ajouter une application après quelques semaines que d'en retirer dix le lendemain du cadeau. Vous pouvez donner le téléphone avec un périmètre simple et annoncer ce qui sera réévalué plus tard.</w:t>
+      </w:r>
+    </w:p>
+    <w:p>
+      <w:pPr/>
+      <w:r>
+        <w:t xml:space="preserve">Pour choisir les jeux ou les films auxquels il aura accès, regardez leur contenu avec lui dans le </w:t>
+      </w:r>
+      <w:hyperlink r:id="rId14">
         <w:r>
           <w:rPr>
-            <w:rStyle w:val="Hyperlink"/>
+            <w:color w:val="205C77"/>
           </w:rPr>
-          <w:t xml:space="preserve">Accompagner son enfant dans le numérique (Je protège mon enfant)</w:t>
+          <w:t>catalogue Totem Avisé</w:t>
         </w:r>
       </w:hyperlink>
-    </w:p>
-    <w:bookmarkEnd w:id="24"/>
-    <w:bookmarkEnd w:id="25"/>
+      <w:r>
+        <w:t>. Le contrôle parental et les classifications aident à limiter l'accès ; le choix d'un titre demande encore de s'intéresser à ce qu'il propose.</w:t>
+      </w:r>
+    </w:p>
+    <w:p>
+      <w:pPr/>
+      <w:r>
+        <w:t>Le premier soir, l'essentiel est déjà concret : votre enfant sait pourquoi il a ce téléphone, comment joindre quelqu'un et où le ranger pour la nuit.</w:t>
+      </w:r>
+    </w:p>
+    <w:p>
+      <w:pPr>
+        <w:pStyle w:val="Heading2"/>
+      </w:pPr>
+      <w:r>
+        <w:t>Sources</w:t>
+      </w:r>
+    </w:p>
+    <w:p>
+      <w:pPr>
+        <w:numPr>
+          <w:ilvl w:val="0"/>
+          <w:numId w:val="1003"/>
+        </w:numPr>
+        <w:spacing w:after="80"/>
+      </w:pPr>
+      <w:hyperlink r:id="rId22">
+        <w:r>
+          <w:rPr>
+            <w:color w:val="205C77"/>
+          </w:rPr>
+          <w:t>Éducation nationale — Repères par âge</w:t>
+        </w:r>
+      </w:hyperlink>
+    </w:p>
+    <w:p>
+      <w:pPr>
+        <w:numPr>
+          <w:ilvl w:val="0"/>
+          <w:numId w:val="1003"/>
+        </w:numPr>
+        <w:spacing w:after="80"/>
+      </w:pPr>
+      <w:hyperlink r:id="rId9">
+        <w:r>
+          <w:rPr>
+            <w:color w:val="205C77"/>
+          </w:rPr>
+          <w:t>Gouvernement — Téléphones au lycée</w:t>
+        </w:r>
+      </w:hyperlink>
+    </w:p>
+    <w:p>
+      <w:pPr>
+        <w:numPr>
+          <w:ilvl w:val="0"/>
+          <w:numId w:val="1003"/>
+        </w:numPr>
+        <w:spacing w:after="80"/>
+      </w:pPr>
+      <w:hyperlink r:id="rId11">
+        <w:r>
+          <w:rPr>
+            <w:color w:val="205C77"/>
+          </w:rPr>
+          <w:t>Google — Premiers pas avec Family Link</w:t>
+        </w:r>
+      </w:hyperlink>
+    </w:p>
+    <w:p>
+      <w:pPr>
+        <w:numPr>
+          <w:ilvl w:val="0"/>
+          <w:numId w:val="1003"/>
+        </w:numPr>
+        <w:spacing w:after="80"/>
+      </w:pPr>
+      <w:hyperlink r:id="rId12">
+        <w:r>
+          <w:rPr>
+            <w:color w:val="205C77"/>
+          </w:rPr>
+          <w:t>Apple — Contrôle parental sur iPhone et iPad</w:t>
+        </w:r>
+      </w:hyperlink>
+    </w:p>
     <w:sectPr>
       <w:footnotePr>
         <w:numRestart w:val="eachSect"/>
       </w:footnotePr>
+      <w:pgSz w:w="12240" w:h="15840"/>
+      <w:pgMar w:top="1152" w:bottom="1152" w:left="1224" w:right="1224"/>
     </w:sectPr>
   </w:body>
 </w:document>
@@ -930,6 +1176,20 @@
   </w:num>
   <w:num w:numId="1002">
     <w:abstractNumId w:val="991"/>
+  </w:num>
+  <w:abstractNum w:abstractNumId="992">
+    <w:lvl w:ilvl="0">
+      <w:start w:val="1"/>
+      <w:numFmt w:val="bullet"/>
+      <w:lvlText w:val="•"/>
+      <w:lvlJc w:val="left"/>
+      <w:pPr>
+        <w:ind w:left="360" w:hanging="180"/>
+      </w:pPr>
+    </w:lvl>
+  </w:abstractNum>
+  <w:num w:numId="1003">
+    <w:abstractNumId w:val="992"/>
   </w:num>
 </w:numbering>
 </file>
@@ -955,6 +1215,15 @@
   <w:style w:default="1" w:styleId="Normal" w:type="paragraph">
     <w:name w:val="Normal"/>
     <w:qFormat/>
+    <w:pPr>
+      <w:widowControl/>
+      <w:spacing w:after="120" w:line="259" w:lineRule="auto"/>
+    </w:pPr>
+    <w:rPr>
+      <w:rFonts w:ascii="Calibri" w:hAnsi="Calibri"/>
+      <w:color w:val="000000"/>
+      <w:sz w:val="22"/>
+    </w:rPr>
   </w:style>
   <w:style w:styleId="BodyText" w:type="paragraph">
     <w:name w:val="Body Text"/>
@@ -962,22 +1231,43 @@
     <w:link w:val="BodyTextChar"/>
     <w:qFormat/>
     <w:pPr>
-      <w:spacing w:after="180" w:before="180"/>
-    </w:pPr>
+      <w:widowControl/>
+      <w:spacing w:after="120" w:before="180" w:line="259" w:lineRule="auto"/>
+    </w:pPr>
+    <w:rPr>
+      <w:rFonts w:ascii="Calibri" w:hAnsi="Calibri"/>
+      <w:color w:val="000000"/>
+      <w:sz w:val="22"/>
+    </w:rPr>
   </w:style>
   <w:style w:customStyle="1" w:styleId="FirstParagraph" w:type="paragraph">
     <w:name w:val="First Paragraph"/>
     <w:basedOn w:val="BodyText"/>
     <w:next w:val="BodyText"/>
     <w:qFormat/>
+    <w:pPr>
+      <w:widowControl/>
+      <w:spacing w:after="120" w:line="259" w:lineRule="auto"/>
+    </w:pPr>
+    <w:rPr>
+      <w:rFonts w:ascii="Calibri" w:hAnsi="Calibri"/>
+      <w:color w:val="000000"/>
+      <w:sz w:val="22"/>
+    </w:rPr>
   </w:style>
   <w:style w:customStyle="1" w:styleId="Compact" w:type="paragraph">
     <w:name w:val="Compact"/>
     <w:basedOn w:val="BodyText"/>
     <w:qFormat/>
     <w:pPr>
-      <w:spacing w:after="36" w:before="36"/>
-    </w:pPr>
+      <w:widowControl/>
+      <w:spacing w:after="120" w:before="36" w:line="259" w:lineRule="auto"/>
+    </w:pPr>
+    <w:rPr>
+      <w:rFonts w:ascii="Calibri" w:hAnsi="Calibri"/>
+      <w:color w:val="000000"/>
+      <w:sz w:val="22"/>
+    </w:rPr>
   </w:style>
   <w:style w:styleId="Title" w:type="paragraph">
     <w:name w:val="Title"/>
@@ -988,13 +1278,15 @@
     <w:qFormat/>
     <w:rsid w:val="00A10FD9"/>
     <w:pPr>
-      <w:spacing w:after="80" w:line="240" w:lineRule="auto"/>
+      <w:keepNext/>
+      <w:spacing w:after="120" w:line="240" w:lineRule="auto" w:before="240"/>
       <w:contextualSpacing/>
       <w:jc w:val="center"/>
     </w:pPr>
     <w:rPr>
-      <w:rFonts w:asciiTheme="majorHAnsi" w:cstheme="majorBidi" w:eastAsiaTheme="majorEastAsia" w:hAnsiTheme="majorHAnsi"/>
-      <w:sz w:val="56"/>
+      <w:rFonts w:asciiTheme="majorHAnsi" w:cstheme="majorBidi" w:eastAsiaTheme="majorEastAsia" w:hAnsiTheme="majorHAnsi" w:ascii="Calibri" w:hAnsi="Calibri"/>
+      <w:color w:val="000000"/>
+      <w:sz w:val="40"/>
       <w:szCs w:val="56"/>
     </w:rPr>
   </w:style>
@@ -1123,12 +1415,12 @@
     <w:pPr>
       <w:keepNext/>
       <w:keepLines/>
-      <w:spacing w:after="80" w:before="360"/>
+      <w:spacing w:after="120" w:before="240"/>
       <w:outlineLvl w:val="0"/>
     </w:pPr>
     <w:rPr>
-      <w:rFonts w:asciiTheme="majorHAnsi" w:cstheme="majorBidi" w:eastAsiaTheme="majorEastAsia" w:hAnsiTheme="majorHAnsi"/>
-      <w:color w:themeColor="accent1" w:themeShade="BF" w:val="0F4761"/>
+      <w:rFonts w:asciiTheme="majorHAnsi" w:cstheme="majorBidi" w:eastAsiaTheme="majorEastAsia" w:hAnsiTheme="majorHAnsi" w:ascii="Calibri" w:hAnsi="Calibri"/>
+      <w:color w:val="000000"/>
       <w:sz w:val="40"/>
       <w:szCs w:val="40"/>
     </w:rPr>
@@ -1146,13 +1438,13 @@
     <w:pPr>
       <w:keepNext/>
       <w:keepLines/>
-      <w:spacing w:after="80" w:before="160"/>
+      <w:spacing w:after="120" w:before="240"/>
       <w:outlineLvl w:val="1"/>
     </w:pPr>
     <w:rPr>
-      <w:rFonts w:asciiTheme="majorHAnsi" w:cstheme="majorBidi" w:eastAsiaTheme="majorEastAsia" w:hAnsiTheme="majorHAnsi"/>
-      <w:color w:themeColor="accent1" w:themeShade="BF" w:val="0F4761"/>
-      <w:sz w:val="32"/>
+      <w:rFonts w:asciiTheme="majorHAnsi" w:cstheme="majorBidi" w:eastAsiaTheme="majorEastAsia" w:hAnsiTheme="majorHAnsi" w:ascii="Calibri" w:hAnsi="Calibri"/>
+      <w:color w:val="000000"/>
+      <w:sz w:val="28"/>
       <w:szCs w:val="32"/>
     </w:rPr>
   </w:style>
@@ -1169,13 +1461,13 @@
     <w:pPr>
       <w:keepNext/>
       <w:keepLines/>
-      <w:spacing w:after="80" w:before="160"/>
+      <w:spacing w:after="120" w:before="240"/>
       <w:outlineLvl w:val="2"/>
     </w:pPr>
     <w:rPr>
-      <w:rFonts w:cstheme="majorBidi" w:eastAsiaTheme="majorEastAsia"/>
-      <w:color w:themeColor="accent1" w:themeShade="BF" w:val="0F4761"/>
-      <w:sz w:val="28"/>
+      <w:rFonts w:cstheme="majorBidi" w:eastAsiaTheme="majorEastAsia" w:ascii="Calibri" w:hAnsi="Calibri"/>
+      <w:color w:val="000000"/>
+      <w:sz w:val="24"/>
       <w:szCs w:val="28"/>
     </w:rPr>
   </w:style>
